--- a/example_articles/gender/Unspecified/1.gender_Unspecified_New_York_Times.docx
+++ b/example_articles/gender/Unspecified/1.gender_Unspecified_New_York_Times.docx
@@ -27,17 +27,17 @@
     </w:p>
     <w:p>
       <w:r>
-        <w:t>Source File: NYT/29.DOCX</w:t>
+        <w:t>Source file: NYT/29.DOCX</w:t>
       </w:r>
     </w:p>
     <w:p>
       <w:r>
-        <w:t>Raw gender result: NA</w:t>
+        <w:t>Raw gender result, 'gender': NA</w:t>
       </w:r>
     </w:p>
     <w:p>
       <w:r>
-        <w:t>gender_stand (Standardized): Unspecified</w:t>
+        <w:t>Standardized gender result, 'gender_stand': Unspecified</w:t>
       </w:r>
     </w:p>
     <w:p>

--- a/example_articles/gender/Unspecified/1.gender_Unspecified_New_York_Times.docx
+++ b/example_articles/gender/Unspecified/1.gender_Unspecified_New_York_Times.docx
@@ -7,7 +7,7 @@
         <w:pStyle w:val="Heading1"/>
       </w:pPr>
       <w:r>
-        <w:t>The Myth of Classnessness</w:t>
+        <w:t>Unseating Helms: Rival Charts His Uphill Climb</w:t>
       </w:r>
     </w:p>
     <w:p>
@@ -17,17 +17,17 @@
     </w:p>
     <w:p>
       <w:r>
-        <w:t>Date: 1990-10-10</w:t>
+        <w:t>Date: 1990-07-16</w:t>
       </w:r>
     </w:p>
     <w:p>
       <w:r>
-        <w:t>Section: Section A; Page 23, Column 1; Editorial Desk; Op-Ed</w:t>
+        <w:t>Section: Section A; Page 1, Column 2; National Desk</w:t>
       </w:r>
     </w:p>
     <w:p>
       <w:r>
-        <w:t>Source file: NYT/29.DOCX</w:t>
+        <w:t>Source file: NYT/52.DOCX</w:t>
       </w:r>
     </w:p>
     <w:p>
@@ -49,37 +49,83 @@
     </w:p>
     <w:p>
       <w:r>
-        <w:t>This country is in shackles, its thought, character and public policy locked in distortion and lies. The deceit stands at the root of Federal and state budgetary chaos and corrodes every aspect of national life. It causes the chief executive to expatiate on the defense of ''our life style'' - our life style - as though the way of life of the privileged were universal. And that obliviousness is but a minor symptom of a vast, country-wide self- deception.</w:t>
+        <w:t>Harvey Gantt is telling the Harvey Gantt story, spinning it into a rich tapestry of the American Dream.</w:t>
         <w:br/>
-        <w:t>Several hallowed concepts - independence, individualism, choice -are woven into the web of illusion and self-deception. But presiding over the whole is the icon of classlessness.</w:t>
+        <w:t>It begins with his parents, striving in a segregated South, always believing in the promise of America. It ends with their son, the first black student at Clemson University, the first black Mayor of Charlotte, now center stage in an an epic political battle: a race against Jesse Helms for the United States Senate.</w:t>
         <w:br/>
-        <w:t>George Bush asserts that class is ''for European democracies or something else - it isn't for the United States of America. We are not going to be divided by class.'' The forces behind this icon of classlessness range from the media to the national experience of public education.</w:t>
+        <w:t>Mr. Gantt is preaching to the choir on this night in Greensboro, to a warmly supportive convention of black members of the United Church of Christ. But his message is one he has taken throughout this state and beyond: Mr. Helms can be beaten, North Carolina is ready to move beyond him, and Mr. Gantt, this proud product of the New South, is the man who can do it.</w:t>
         <w:br/>
-        <w:t>The myth of classlessness has a history, of course. Caught up in that history, the Framers of the Constitution refused to impose land and property qualifications for Federal office; and 8 out of 10 Americans, in the Depression, claimed to be middle class. In our time, the myth not only lives deep in people's our nerves, but exerts an ever more destructive influence on public policy.</w:t>
+        <w:t>''We want people to get excited about this election,'' Mr. Gantt said. ''We want them to be driven crazy by the notion that they can make a difference. We want a crusade.'' Close Race With Incumbent Almost no other Senate race against an incumbent is as close in the public opinion polls the battle between Mr. Helms and Mr. Gantt. But the Helms mystique of invincibility is powerful in North Carolina; many Democrats have yet to recover from the 1984 Helms race, when former Gov. Jim Hunt, who seemed so formidable a challenger, went down to bitter defeat.</w:t>
         <w:br/>
-        <w:t>The myth is in tens of thousands of hours of sitcoms watched by tens of millions, young and old. On ''The Cosby Show,'' black Princeton grads win admission to the law and medical schools of their choice - then chuck it all, preferring to start at the bottom as busboys and waitresses.</w:t>
+        <w:t>As a result, many Democrats look on the current polls as promising, but see a difficult, point-by-point struggle ahead. Mr. Gantt is trying to make people believe that this time the Democrats can prevail.</w:t>
         <w:br/>
-        <w:t>On ''Designing Women,'' elegant, expensively coiffed Southern businesswomen talk for a second or two with striking curtain factory employees and at once become partisans of the strike: ''We are all labor!'' the ladies cry. In the Harvard alumni magazine, a recent graduate genially avers that ''we're all working class.''</w:t>
+        <w:t>So begins another struggle for the soul of North Carolina, rich with characters and plot lines and passions that transcend the bounds of most campaigns. ''Elections with Jesse Helms always have a larger-than-life quality to them,'' said a Democratic strategist, and no novelist could have chosen a more intriguing rival than Mr. Gantt, a 47-year-old architect whose career has been a symbol of change in the modern South.</w:t>
         <w:br/>
-        <w:t>And the myth directly affects the distribution of privileges, bounties and hazards in every sector of life.</w:t>
+        <w:t>This will indeed be a crusade, many North Carolinians say, and not just between Democrats and Republicans. It has a national audience, swelled by artists outraged over Mr. Helms' campaign against the National Endowment for the Arts, by lesbians and gay men outraged over his repeated attacks on their causes, and by an army of conservatives cheering Mr. Helms on.</w:t>
         <w:br/>
-        <w:t>Every year, a Federal housing donation of close to $40 billion is awarded to millions earning more than $50,000 annually. The donation takes the form of tax abatements, such as the mortgage interest and property tax exemptions, and the capital gains deferral on housing sales.</w:t>
+        <w:t xml:space="preserve"> </w:t>
         <w:br/>
-        <w:t>The handout to these $50,000-plus neediest comes at a time when the fair market price of rental housing in all 50 states exceeds the means of families in which two wage-earners work full time for the minimum wage, and when New York City alone has 170,000 families on the waiting list for public housing. Only the faith that America is a classless society prevents this charity to the propertied from being recognized for what it is: an indefensible class ripoff.</w:t>
+        <w:t>Battling for the Middle</w:t>
         <w:br/>
-        <w:t>And the myth of classlessness figures in corporate decisions that strip the workforce of its dignity and skills by killing off one industry after another, from steel to semiconductors. The assumption is that workers aren't shaped by their skills; when quality jobs disappear, workers can just do - and be - something else.</w:t>
+        <w:t>Mr. Gantt's challenge begins with a simple equation. Democrats and Republicans alike say that 40 percent to 45 percent of North Carolina's voters are adamantly opposed to Mr. Helms, with about the same fervently behind him. The battle is for the white working-class and middle-class voters in the middle.</w:t>
         <w:br/>
-        <w:t>Classlessness functions as the ultimate unspoken excuse for a range of inequities stretching from regressive Social Security taxes to pauperization requirements for care for the disabled, from Attorney General Dick Thornburgh's rejection of guidelines mandating prison terms for white collar criminals to the denial of proper medical care to heart disease patients lacking private insurance and wholly dependent on Medicare.</w:t>
+        <w:t>As a result, Democrats want to cast the race as a simple choice: an arch-conservative who is consumed with fringe causes and out of touch with the needs of the state versus a progressive workhorse devoted to education, health care, the bread-and-butter concerns of working families.</w:t>
         <w:br/>
-        <w:t>The Vietnam ''draft,'' the upper income ''bubble,'' tracking in the public schools, ''vocational'' education - all these episodes of state-administered injustice reflect the influence of the myth of classlessness.</w:t>
+        <w:t>''That's where my message is: working families need a better break,'' Mr. Gantt said.</w:t>
         <w:br/>
-        <w:t>And always that influence is masked, obscured, downplayed. Work-related accidents and illnesses kill 70,000 a year - but those people are nearly invisible. ''Most occupational risks are blue collar,'' says Peter Sandman, director of the Environmental Communication Research Program at Rutgers, ''If most risks were professional level they'd get more [media] coverage.''</w:t>
+        <w:t>Republicans want a very different race, casting it as a struggle between a tax-and-spend liberal and a principled conservative who is a trusted incumbent committed to cutting Government spending and protecting basic values.</w:t>
         <w:br/>
-        <w:t>Gov. James Florio dared to present a fresh, pertinent vision of New Jersey - a vision of a state prepared to acknowledge the realities of our class system and committed to broadening educational opportunity and narrowing the gulf separating rich and poor. The protest against his program is strongest in the richest suburbs, but it has significant working class backing. How could it be otherwise, given the huge resources that have been poured into the campaign to persuade us that we're all one, that each has access to all, that serious inequities simply don't exist?</w:t>
+        <w:t xml:space="preserve"> </w:t>
         <w:br/>
-        <w:t>An immense weight of subsidized opinion has gathered on the side of social untruth, and the means available to those who try to contend against the untruth are fragile. Social wrong is accepted because substantive, as opposed to sitcom, knowledge about class has been habitually suppressed, and the key mode of suppression remains the promotion of the idea of classlessness.</w:t>
+        <w:t>'Centerpiece Social Issue'</w:t>
         <w:br/>
-        <w:t>We shall not shake the monster in our midst until we take serious account of the idea of difference - differences between, for one more example, youngsters for whom opportunity means college and youngsters for whom opportunity can only mean the Army. The task is nothing less than that of laying bare the links between the perpetuation of the myth of social sameness and the perpetuation of social wrong. We have all too little time in which to get on with it.</w:t>
+        <w:t>The issue of arts financing will probably be the ''centerpiece social issue'' of the campaign, said Charles Black, an adviser to the Helms organization.</w:t>
+        <w:br/>
+        <w:t>For all the furor outside North Carolina, Republicans say that most voters here will side with Mr. Helms in his campaign against the National Endowment for the Arts for supporting works that Mr. Helms considers obscene. Some Democrats agree that the arts issue is problematic for their cause.</w:t>
+        <w:br/>
+        <w:t>''It's not boobism,'' said Gary Pearce, who ran Mr. Hunt's 1984 campaign. ''When people see all the needs in this country, the S.&amp; L.'s, the deficit, all the problems, and you say, 'Do you want $2 million of your tax dollars to go for this?' people say, 'That's ridiculous.' ''</w:t>
+        <w:br/>
+        <w:t>The disgust was palpable on a local talk radio show this week, when a caller railed against an artist ''who covers her nude body with chocolate.'' The caller concluded, ''I'm all for Jesse Helms.'' The caller was referring to Karen Finley, an artist who was recently denied an endowment grant.</w:t>
+        <w:br/>
+        <w:t>Mr. Gantt defends the endowment and opposes the restrictions on it pushed by Mr. Helms, although he adds he would''protect minors from these types of things.'' But he argues that the campaign should be about issues more important to North Carolinians.</w:t>
+        <w:br/>
+        <w:t xml:space="preserve"> </w:t>
+        <w:br/>
+        <w:t>'Hot Button Issues'</w:t>
+        <w:br/>
+        <w:t>''I expect a lot of his issues will be what we call the hot button issues,'' Mr. Gantt said. ''We'll be saying, No, the thing we really ought to be concerned about in America is where we're going to be as a nation as we compete in this new kind of world.''</w:t>
+        <w:br/>
+        <w:t>But some Democrats are wary, saying Mr. Helms is a genius at defining himself by defining his enemies. ''If you let Helms frame the race as whether you're for decent, God-fearing people, or are you for gays, radical feminists and arts people, then Helms will win,'' Mr. Pearce said.</w:t>
+        <w:br/>
+        <w:t>This poses a strategic challenge for Mr. Gantt, who needs the financial backing of groups who want to defeat Mr. Helms, but could pay a political price for their support. One fund-raising letter for the Helms organzation has already declared that Mr. Gantt is ''backed by the powerful homosexual political lobby.''</w:t>
+        <w:br/>
+        <w:t>Mr. Gantt shrugs it off. ''To the extent that those people are interested in defending themselves against the kinds of issues that Mr. Helms has been beating them up on, and want to contribute to our campaign, that's fine,'' he said. His supporters note that Mr. Helms draws heavily on campaign money from out of state.</w:t>
+        <w:br/>
+        <w:t xml:space="preserve"> </w:t>
+        <w:br/>
+        <w:t>Gantt Leads in Poll</w:t>
+        <w:br/>
+        <w:t>An opinion poll for The Charlotte Observer, conducted from June 6 to June 11, right after Mr. Gantt won the Democratic nomination in a primary runoff, showed Mr. Gantt with the support of 44 percent, Mr. Helms with 40 percent and 16 percent undecided. It showed Mr. Helms backed by 50 percent of the whites, as against 35 percent for Mr. Gantt. But many pre-election surveys in other states have found whites reluctant to tell an unknown interviewer thay intended to vote against a black. The Observer telephone survey of 452 registered voters had a margin of sampling error of plus or minus five percentage points.</w:t>
+        <w:br/>
+        <w:t>The newspaper noted that a poll in June 1984 showed Mr. Hunt with a 5 percentage point lead over Mr. Helms. Merle Black, a professor of politics and government at Emory University in Atlanta, said: ''On paper, Helms always looks beatable. A lot of Democrats have seen these numbers before and they know how hard it is to get to 50 percent plus one.''</w:t>
+        <w:br/>
+        <w:t>Mr. Gantt, whom Democrats estimate needs close to 40 percent of the white vote to win, has an advantage that Mr. Hunt did not. In 1984, the drag of the Democratic national ticket was considered a crucial factor in the defeat of Mr. Hunt, who lost 52 percent to 48 percent, while Walter F. Mondale lost the state 62 percent to 38 percent.</w:t>
+        <w:br/>
+        <w:t>There is an uneasy quiet in North Carolina as Democrats wait for Mr. Helms' next move. Some reporters here have written that the three-term incumbent seems to be keeping an unusually low profile in the state. His chief strategist, Carter Wrenn, declined a request for an interview.</w:t>
+        <w:br/>
+        <w:t xml:space="preserve"> </w:t>
+        <w:br/>
+        <w:t>No Conservative Campaign</w:t>
+        <w:br/>
+        <w:t>He seemed almost serene in his Charlotte headquarters, decorated with upbeat slogans like, ''Don't say can't, say Gantt.'' He brushes aside the conventional wisdom that would have a black Democrat in a statewide race in the South run a carefully conservative campaign. He opposes the death penalty, will not rule out new taxes, is a supporter of abortion rights who recently addressed the National Organization for Women and does not run away from the liberal label.</w:t>
+        <w:br/>
+        <w:t>''If being liberal means I care about education, call me liberal,'' he says. ''If it's moderate, call me moderate.''</w:t>
+        <w:br/>
+        <w:t>He says he is enjoying himself. His loss three years ago, when he was defeated in his effort for a third term as mayor of Charlotte by a margin of 1 percent, only whetted his appetite for politics, he says.</w:t>
+        <w:br/>
+        <w:t>But Mr. Gantt is riding a crusade. Before he left the United Church of Christ convention the other night, he was cheered on by the Rev. Benjamin Chavis Jr., executive director of the Church's commission for racial justice. Mr. Chavis told the convention that Mr. Gantt's battle may be ''an uphill struggle'' but reached to the precedent of David and Goliath.</w:t>
+        <w:br/>
+        <w:t>''One of the things that gave David his buoyancy was the cheerleading of his community,'' said Mr. Chavis. ''And so we say to you tonight, Harvey: Go get him!''</w:t>
         <w:br/>
         <w:br/>
         <w:t>Graphic</w:t>
@@ -87,7 +133,7 @@
         <w:br/>
         <w:t xml:space="preserve"> </w:t>
         <w:br/>
-        <w:t>Drawing</w:t>
+        <w:t>Photos: Harvey Gantt, who is challenging Jesse Helms for the United States Senate, greeting a supporter Saturday night in Asheville, N.C. (Associated Press) (pg. A1); Senator Jesse Helms of North Carolina, sheltering himself from the sun at a rally, is being challenged for his seat by Harvey Gantt. Recent opinion polls show the race is close. (Associated Press) (pg. A12)</w:t>
       </w:r>
     </w:p>
     <w:sectPr>

--- a/example_articles/gender/Unspecified/1.gender_Unspecified_New_York_Times.docx
+++ b/example_articles/gender/Unspecified/1.gender_Unspecified_New_York_Times.docx
@@ -7,7 +7,7 @@
         <w:pStyle w:val="Heading1"/>
       </w:pPr>
       <w:r>
-        <w:t>Unseating Helms: Rival Charts His Uphill Climb</w:t>
+        <w:t>Increasing Rate Of Foreclosures Upsets Atlanta</w:t>
       </w:r>
     </w:p>
     <w:p>
@@ -17,17 +17,17 @@
     </w:p>
     <w:p>
       <w:r>
-        <w:t>Date: 1990-07-16</w:t>
+        <w:t>Date: 2007-07-09</w:t>
       </w:r>
     </w:p>
     <w:p>
       <w:r>
-        <w:t>Section: Section A; Page 1, Column 2; National Desk</w:t>
+        <w:t>Section: Section A; Column 0; Business/Financial Desk; Pg. 1</w:t>
       </w:r>
     </w:p>
     <w:p>
       <w:r>
-        <w:t>Source file: NYT/52.DOCX</w:t>
+        <w:t>Source file: NYT/46.DOCX</w:t>
       </w:r>
     </w:p>
     <w:p>
@@ -49,83 +49,74 @@
     </w:p>
     <w:p>
       <w:r>
-        <w:t>Harvey Gantt is telling the Harvey Gantt story, spinning it into a rich tapestry of the American Dream.</w:t>
+        <w:t>Despite a vibrant local economy, Atlanta homeowners are falling behind on mortgage payments and losing their homes at one of the highest rates in the nation, offering a troubling glimpse of what experts fear may be in store for other parts of the country.</w:t>
         <w:br/>
-        <w:t>It begins with his parents, striving in a segregated South, always believing in the promise of America. It ends with their son, the first black student at Clemson University, the first black Mayor of Charlotte, now center stage in an an epic political battle: a race against Jesse Helms for the United States Senate.</w:t>
+        <w:t xml:space="preserve">  The real estate slump here and elsewhere is likely to worsen, given that most of the adjustable rate mortgages written in the last three years will be reset with higher interest rates, said Christopher F. Thornberg, an economist with Beacon Economics in Los Angeles. As a result, borrowers of an estimated $800 billion in loans will be forced in the next 12 months to 18 months to make bigger monthly payments, refinance or sell their homes.</w:t>
         <w:br/>
-        <w:t>Mr. Gantt is preaching to the choir on this night in Greensboro, to a warmly supportive convention of black members of the United Church of Christ. But his message is one he has taken throughout this state and beyond: Mr. Helms can be beaten, North Carolina is ready to move beyond him, and Mr. Gantt, this proud product of the New South, is the man who can do it.</w:t>
+        <w:t xml:space="preserve">  A big reason the fallout is occurring faster here is a Georgia law that permits lenders to foreclose on properties more quickly than in other states. The problems include not just people losing their homes, but also sharp declines in property values, particularly in lower-income and working-class neighborhoods.</w:t>
         <w:br/>
-        <w:t>''We want people to get excited about this election,'' Mr. Gantt said. ''We want them to be driven crazy by the notion that they can make a difference. We want a crusade.'' Close Race With Incumbent Almost no other Senate race against an incumbent is as close in the public opinion polls the battle between Mr. Helms and Mr. Gantt. But the Helms mystique of invincibility is powerful in North Carolina; many Democrats have yet to recover from the 1984 Helms race, when former Gov. Jim Hunt, who seemed so formidable a challenger, went down to bitter defeat.</w:t>
+        <w:t xml:space="preserve">  For example, a three-bedroom house near Turner Field, where the Atlanta Braves baseball team plays, fetched a high bid late last month of $134,000 at an auction by the bank that took possession of it. Almost three years ago, the new home was bought for $330,000.</w:t>
         <w:br/>
-        <w:t>As a result, many Democrats look on the current polls as promising, but see a difficult, point-by-point struggle ahead. Mr. Gantt is trying to make people believe that this time the Democrats can prevail.</w:t>
+        <w:t xml:space="preserve">  While the surge in foreclosures in other big cities like Cleveland, New Orleans and Detroit can be attributed to local economic challenges, Atlanta more closely reflects the nation. Its unemployment rate, 4.9 percent in May, is low and close to the national average of 4.5 percent. And businesses here are adding jobs, albeit at a slower pace than they were last year.</w:t>
         <w:br/>
-        <w:t>So begins another struggle for the soul of North Carolina, rich with characters and plot lines and passions that transcend the bounds of most campaigns. ''Elections with Jesse Helms always have a larger-than-life quality to them,'' said a Democratic strategist, and no novelist could have chosen a more intriguing rival than Mr. Gantt, a 47-year-old architect whose career has been a symbol of change in the modern South.</w:t>
+        <w:t xml:space="preserve">  Like others across the country, homeowners here took out aggressive mortgages in the last few years when interest rates were low and housing prices were soaring. Now many are falling behind -- some have lost jobs or experienced other financial difficulties, but many others are not able to refinance because their homes are worth less than they paid for them and their credit is now too weak for them to qualify for another loan.</w:t>
         <w:br/>
-        <w:t>This will indeed be a crusade, many North Carolinians say, and not just between Democrats and Republicans. It has a national audience, swelled by artists outraged over Mr. Helms' campaign against the National Endowment for the Arts, by lesbians and gay men outraged over his repeated attacks on their causes, and by an army of conservatives cheering Mr. Helms on.</w:t>
+        <w:t xml:space="preserve">  So far, the pain has been limited to those on the financial margins, but as more loans are reset to higher rates and home prices continue to slide, more homeowners will be unable to meet rising payments or to refinance. ''This is a process that is starting low and will go high,'' said Mr. Thornberg, the  economist in Los Angeles.</w:t>
         <w:br/>
-        <w:t xml:space="preserve"> </w:t>
+        <w:t xml:space="preserve">  Atlanta also serves as a microcosm for some broader national trends: wages have been stagnant for much of this decade, homeowners have taken on record amounts of debt, and mortgage fraud has been on the rise.</w:t>
         <w:br/>
-        <w:t>Battling for the Middle</w:t>
+        <w:t xml:space="preserve">  ''We are a very affordable place,'' said Mike Alexander, the chief of research at the Atlanta Regional Commission, an organization that serves local governments. ''But our incomes are very low, and if anything went wrong, it would be very hard for people to maintain their homes.''</w:t>
         <w:br/>
-        <w:t>Mr. Gantt's challenge begins with a simple equation. Democrats and Republicans alike say that 40 percent to 45 percent of North Carolina's voters are adamantly opposed to Mr. Helms, with about the same fervently behind him. The battle is for the white working-class and middle-class voters in the middle.</w:t>
+        <w:t xml:space="preserve">  An estimated 2.7 percent of all housing units in the region were in foreclosure at the end of last year, up from 1.1 percent in 2000, according to an analysis by the commission. Nationally, less than 1 percent of all housing units were in foreclosure, according to data from the Mortgage Bankers Association and the Census Bureau.</w:t>
         <w:br/>
-        <w:t>As a result, Democrats want to cast the race as a simple choice: an arch-conservative who is consumed with fringe causes and out of touch with the needs of the state versus a progressive workhorse devoted to education, health care, the bread-and-butter concerns of working families.</w:t>
+        <w:t xml:space="preserve">  Though Atlanta has added jobs in recent years, they pay less than the jobs the region lost after the technology boom of the late 1990s ended. The median household income was only 7.6 percent higher in 2005 than in 2000, according to the Census Bureau. That is about half the rate of inflation during that period, and it mirrors what has occurred nationally. </w:t>
         <w:br/>
-        <w:t>''That's where my message is: working families need a better break,'' Mr. Gantt said.</w:t>
+        <w:t xml:space="preserve">  While wages have languished, average Atlanta families are shouldering more debt. As of March, residents had bigger credit card balances, mortgages and car loans relative to their income than average Americans, according to data compiled by Moody'sEconomy.com. And the equity that Atlanta residents have in their homes -- the value of their house minus what they owe -- has dropped 14 percent since peaking in late 2005.</w:t>
         <w:br/>
-        <w:t>Republicans want a very different race, casting it as a struggle between a tax-and-spend liberal and a principled conservative who is a trusted incumbent committed to cutting Government spending and protecting basic values.</w:t>
+        <w:t xml:space="preserve">  By comparison, in California -- the state where mortgage lending was most aggressive, real estate prices climbed fastest and homeowners have the highest debt burdens  -- home equity values have dropped about 10 percent from their peak in 2005. </w:t>
         <w:br/>
-        <w:t xml:space="preserve"> </w:t>
+        <w:t xml:space="preserve">  Georgia's foreclosure laws have also accelerated a process that can drag on for months in legal proceedings in other states. Lenders can declare a borrower in default and reclaim a house in as little as 60 days. </w:t>
         <w:br/>
-        <w:t>'Centerpiece Social Issue'</w:t>
+        <w:t xml:space="preserve">  ''Because of the foreclosure laws, it may be that people go from delinquency into foreclosure much more quickly in Georgia,'' said Mark Zandi, chief economist at Moody's Economy.com.</w:t>
         <w:br/>
-        <w:t>The issue of arts financing will probably be the ''centerpiece social issue'' of the campaign, said Charles Black, an adviser to the Helms organization.</w:t>
+        <w:t xml:space="preserve">  That still would not explain why so many people fall behind on house payments in the first place. </w:t>
         <w:br/>
-        <w:t>For all the furor outside North Carolina, Republicans say that most voters here will side with Mr. Helms in his campaign against the National Endowment for the Arts for supporting works that Mr. Helms considers obscene. Some Democrats agree that the arts issue is problematic for their cause.</w:t>
+        <w:t xml:space="preserve">  At the end of March, 6 percent of all mortgages in Georgia were more than 30 days past due, the fourth-highest rate in the nation, according to the Mortgage Bankers Association. Mississippi, Louisiana and Michigan had more loans past due.</w:t>
         <w:br/>
-        <w:t>''It's not boobism,'' said Gary Pearce, who ran Mr. Hunt's 1984 campaign. ''When people see all the needs in this country, the S.&amp; L.'s, the deficit, all the problems, and you say, 'Do you want $2 million of your tax dollars to go for this?' people say, 'That's ridiculous.' ''</w:t>
+        <w:t xml:space="preserve">  Rajeev Dhawan, an economics professor at Georgia State University, has started studying the characteristics of loans on homes that are in foreclosure. His preliminary analysis of data from April shows that nearly half were for adjustable rate mortgages and many were issued in the last two years. </w:t>
         <w:br/>
-        <w:t>The disgust was palpable on a local talk radio show this week, when a caller railed against an artist ''who covers her nude body with chocolate.'' The caller concluded, ''I'm all for Jesse Helms.'' The caller was referring to Karen Finley, an artist who was recently denied an endowment grant.</w:t>
+        <w:t xml:space="preserve">  ''Everybody thought if the home prices kept going up, the lenders will keep refinancing you,'' he said.</w:t>
         <w:br/>
-        <w:t>Mr. Gantt defends the endowment and opposes the restrictions on it pushed by Mr. Helms, although he adds he would''protect minors from these types of things.'' But he argues that the campaign should be about issues more important to North Carolinians.</w:t>
+        <w:t xml:space="preserve">  In recent years, industry groups and law enforcement agencies have also cited Atlanta for being home to some aggressive mortgage fraud schemes. It may have been an easier target because the prices of homes in the same neighborhood can vary greatly here, making it easier to inflate appraisals.</w:t>
         <w:br/>
-        <w:t xml:space="preserve"> </w:t>
+        <w:t xml:space="preserve">  Auctions for a dozen homes conducted one day in late June across the Atlanta area -- from gritty inner-city neighborhoods to the affluent suburb of Marietta -- provide a window into how the real estate slump is playing out here.</w:t>
         <w:br/>
-        <w:t>'Hot Button Issues'</w:t>
+        <w:t xml:space="preserve">  The most prized property on offer that day was a stately four-bedroom brick home in Marietta that sits on a tree-covered lot measuring three-quarters of an acre. It fetched a high bid of $646,000, about $60,000 more than the last mortgage on the property. More than 200 people turned up at the auction, and the winning bidders were a young couple, Cameron and Jamie Clayton, who are expecting a second child this year.</w:t>
         <w:br/>
-        <w:t>''I expect a lot of his issues will be what we call the hot button issues,'' Mr. Gantt said. ''We'll be saying, No, the thing we really ought to be concerned about in America is where we're going to be as a nation as we compete in this new kind of world.''</w:t>
+        <w:t xml:space="preserve">  ''I wouldn't say it is a steal,'' said Mr. Clayton, who is an executive at The Weather Channel. ''We paid the same price we would have paid on the market, maybe more.''</w:t>
         <w:br/>
-        <w:t>But some Democrats are wary, saying Mr. Helms is a genius at defining himself by defining his enemies. ''If you let Helms frame the race as whether you're for decent, God-fearing people, or are you for gays, radical feminists and arts people, then Helms will win,'' Mr. Pearce said.</w:t>
+        <w:t xml:space="preserve">  But about 25 miles south, an auction for the three-bedroom home near Turner Field produced a starkly different result. Corey Neureuther, a 29-year-old accountant, was the winning bidder. He said it was his first real estate investment and he was surprised that others did not bid the price up at the auction, which drew about 30 people. Having recently moved to Atlanta from New York, he said he became interested in buying property after learning about foreclosures in the area.</w:t>
         <w:br/>
-        <w:t>This poses a strategic challenge for Mr. Gantt, who needs the financial backing of groups who want to defeat Mr. Helms, but could pay a political price for their support. One fund-raising letter for the Helms organzation has already declared that Mr. Gantt is ''backed by the powerful homosexual political lobby.''</w:t>
+        <w:t xml:space="preserve">  ''I thought for sure it would sell for $200,000 plus,'' he said. Mr. Neureuther said he thought that he could make money by renting out the house.</w:t>
         <w:br/>
-        <w:t>Mr. Gantt shrugs it off. ''To the extent that those people are interested in defending themselves against the kinds of issues that Mr. Helms has been beating them up on, and want to contribute to our campaign, that's fine,'' he said. His supporters note that Mr. Helms draws heavily on campaign money from out of state.</w:t>
+        <w:t xml:space="preserve">  Stephanie Calhoun, the former owner of the home, could not be reached for comment. Property records show she took out two loans to finance 100 percent of the purchase price. She borrowed the money from Ownit Mortgage Solutions, a California company that sought bankruptcy protection in December after many of its customers defaulted on their loans. Investors who bought bonds backed by Ownit loans will bear the loss on her home.</w:t>
         <w:br/>
-        <w:t xml:space="preserve"> </w:t>
+        <w:t xml:space="preserve">  Dean Williams, the president of Williams &amp; Williams, the firm that conducted the auctions, saidresults of the sales in Atlanta and elsewhere in the country showed that real estate prices were inflated during the recent boom, especially in less affluent areas.</w:t>
         <w:br/>
-        <w:t>Gantt Leads in Poll</w:t>
+        <w:t xml:space="preserve">  ''When you find out what the market price really is, it can be a joke,'' said Mr. Williams, whose family-owned firm is based in Tulsa, Okla.</w:t>
         <w:br/>
-        <w:t>An opinion poll for The Charlotte Observer, conducted from June 6 to June 11, right after Mr. Gantt won the Democratic nomination in a primary runoff, showed Mr. Gantt with the support of 44 percent, Mr. Helms with 40 percent and 16 percent undecided. It showed Mr. Helms backed by 50 percent of the whites, as against 35 percent for Mr. Gantt. But many pre-election surveys in other states have found whites reluctant to tell an unknown interviewer thay intended to vote against a black. The Observer telephone survey of 452 registered voters had a margin of sampling error of plus or minus five percentage points.</w:t>
+        <w:t xml:space="preserve">  Economists say auctions are generally the most efficient way to determine prices. But only about 1 percent of residential real estate sold in the country last year by dollar value was auctioned.</w:t>
         <w:br/>
-        <w:t>The newspaper noted that a poll in June 1984 showed Mr. Hunt with a 5 percentage point lead over Mr. Helms. Merle Black, a professor of politics and government at Emory University in Atlanta, said: ''On paper, Helms always looks beatable. A lot of Democrats have seen these numbers before and they know how hard it is to get to 50 percent plus one.''</w:t>
+        <w:t xml:space="preserve">  Most sellers still list homes and wait until they get an offer close to their asking price. At the end of March, 2.8 percent of all owner-occupied homes nationally were vacant and for sale, up from 1.8 percent at the start of 2005. That is the highest vacancy rate in the 51 years the Census Bureau has been tracking it. </w:t>
         <w:br/>
-        <w:t>Mr. Gantt, whom Democrats estimate needs close to 40 percent of the white vote to win, has an advantage that Mr. Hunt did not. In 1984, the drag of the Democratic national ticket was considered a crucial factor in the defeat of Mr. Hunt, who lost 52 percent to 48 percent, while Walter F. Mondale lost the state 62 percent to 38 percent.</w:t>
+        <w:t xml:space="preserve">  But as more homes end up in the hands of banks and trustees for mortgage bonds -- who are typically looking to minimize losses  -- auctions may play a bigger role.</w:t>
         <w:br/>
-        <w:t>There is an uneasy quiet in North Carolina as Democrats wait for Mr. Helms' next move. Some reporters here have written that the three-term incumbent seems to be keeping an unusually low profile in the state. His chief strategist, Carter Wrenn, declined a request for an interview.</w:t>
+        <w:t xml:space="preserve">  Mark Rollins bought a house southwest of downtown Atlanta for $78,000 at one of the Williams &amp; Williams auctions. The property sold for $255,000 in summer  2004. Mr. Rollins, who is a Realtor, said he planned to live in the house for a couple of years, fix it up and resell it for $150,000 when the market recovered. </w:t>
         <w:br/>
-        <w:t xml:space="preserve"> </w:t>
+        <w:t xml:space="preserve">  Why did the house sell for so much more in 2004? Mr. Rollins has a simple theory: ''The market was hot, the interest rates were low, and they were giving all kinds of deals to people.''</w:t>
         <w:br/>
-        <w:t>No Conservative Campaign</w:t>
         <w:br/>
-        <w:t>He seemed almost serene in his Charlotte headquarters, decorated with upbeat slogans like, ''Don't say can't, say Gantt.'' He brushes aside the conventional wisdom that would have a black Democrat in a statewide race in the South run a carefully conservative campaign. He opposes the death penalty, will not rule out new taxes, is a supporter of abortion rights who recently addressed the National Organization for Women and does not run away from the liberal label.</w:t>
-        <w:br/>
-        <w:t>''If being liberal means I care about education, call me liberal,'' he says. ''If it's moderate, call me moderate.''</w:t>
-        <w:br/>
-        <w:t>He says he is enjoying himself. His loss three years ago, when he was defeated in his effort for a third term as mayor of Charlotte by a margin of 1 percent, only whetted his appetite for politics, he says.</w:t>
-        <w:br/>
-        <w:t>But Mr. Gantt is riding a crusade. Before he left the United Church of Christ convention the other night, he was cheered on by the Rev. Benjamin Chavis Jr., executive director of the Church's commission for racial justice. Mr. Chavis told the convention that Mr. Gantt's battle may be ''an uphill struggle'' but reached to the precedent of David and Goliath.</w:t>
-        <w:br/>
-        <w:t>''One of the things that gave David his buoyancy was the cheerleading of his community,'' said Mr. Chavis. ''And so we say to you tonight, Harvey: Go get him!''</w:t>
+        <w:t>http://www.nytimes.com</w:t>
         <w:br/>
         <w:br/>
         <w:t>Graphic</w:t>
@@ -133,7 +124,7 @@
         <w:br/>
         <w:t xml:space="preserve"> </w:t>
         <w:br/>
-        <w:t>Photos: Harvey Gantt, who is challenging Jesse Helms for the United States Senate, greeting a supporter Saturday night in Asheville, N.C. (Associated Press) (pg. A1); Senator Jesse Helms of North Carolina, sheltering himself from the sun at a rally, is being challenged for his seat by Harvey Gantt. Recent opinion polls show the race is close. (Associated Press) (pg. A12)</w:t>
+        <w:t>Photo: An auctioneer for William &amp; Williams sought bids last month for a distressed or foreclosed home in Stone Mountain, Ga., not far from Atlanta. (Photograph by Jessica McGowan for The New York Times)(pg. A15) Charts: ''A Slumping Market'' Home prices soared in Atlanta during the recent real estate boom, peaking in mid-2006. Now, defaults and foreclosures are increasing as homeowners contend with rising house payments. (Source: Case-Shiller indexes, Atlanta Regional Commission/Equity Depot)(pg. A15)  Chart shows a line graph and a bar graph</w:t>
       </w:r>
     </w:p>
     <w:sectPr>
